--- a/resubmissionv3/Response_to_Reviewers.docx
+++ b/resubmissionv3/Response_to_Reviewers.docx
@@ -106,7 +106,7 @@
         <w:t xml:space="preserve"> </w:t>
       </w:r>
       <w:r>
-        <w:t xml:space="preserve">Table 2 (restructured), Table S2 (corrected), Results section</w:t>
+        <w:t xml:space="preserve">Table 2 (line 358), Table S2 (Supplementary Tables), Results: Table 2 discussion (lines 364-382)</w:t>
       </w:r>
     </w:p>
     <w:p>
@@ -186,7 +186,7 @@
         <w:t xml:space="preserve"> </w:t>
       </w:r>
       <w:r>
-        <w:t xml:space="preserve">Table 2 (restructured to show all methods’ power), Table S2 (corrected with verified simulation data)</w:t>
+        <w:t xml:space="preserve">Table 2 (line 358), Table S2 (Supplementary Tables)</w:t>
       </w:r>
     </w:p>
     <w:p>
@@ -257,7 +257,7 @@
         <w:t xml:space="preserve"> </w:t>
       </w:r>
       <w:r>
-        <w:t xml:space="preserve">Methods (CLR discussion), Results (Table 2 discussion), Conclusions (Summary)</w:t>
+        <w:t xml:space="preserve">Results: Table 2 discussion (lines 364-382), Conclusions: Summary (lines 562-563)</w:t>
       </w:r>
     </w:p>
     <w:p>
@@ -310,7 +310,7 @@
         <w:t xml:space="preserve"> </w:t>
       </w:r>
       <w:r>
-        <w:t xml:space="preserve">We agree. F-statistics from different distance metrics are not directly comparable because each metric defines a distinct geometric space. We made three changes: (1) Table 2 now reports empirical power for all six methods directly. (2) F-statistic ranking columns have been removed from Tables 2, 3, and 5. (3) The manuscript now states that cross-metric F-statistic comparisons should be interpreted cautiously. F-statistics are retained in Supplementary Tables for within-method assessment across conditions.</w:t>
+        <w:t xml:space="preserve">The reviewer raises a valid point. F-statistics from different distance metrics are not directly comparable because each metric defines a distinct geometric space. We made three changes: (1) Table 2 now reports empirical power for all six methods directly. (2) F-statistic ranking columns have been removed from Tables 2, 3, and 5. (3) The manuscript now states that cross-metric F-statistic comparisons should be interpreted cautiously. F-statistics are retained in Supplementary Tables for within-method assessment across conditions.</w:t>
       </w:r>
     </w:p>
     <w:p>
@@ -328,7 +328,7 @@
         <w:t xml:space="preserve"> </w:t>
       </w:r>
       <w:r>
-        <w:t xml:space="preserve">Tables 2, 3, and 5 (rank columns removed), Results section (new caveat statement), Table S2 (added limitation note)</w:t>
+        <w:t xml:space="preserve">Table 2 (line 358), Results: Table 2 discussion (lines 364-382), Table S2 (Supplementary Tables)</w:t>
       </w:r>
     </w:p>
     <w:p>
@@ -423,19 +423,7 @@
         <w:t xml:space="preserve"> </w:t>
       </w:r>
       <w:r>
-        <w:t xml:space="preserve">New</w:t>
-      </w:r>
-      <w:r>
-        <w:t xml:space="preserve"> </w:t>
-      </w:r>
-      <w:r>
-        <w:t xml:space="preserve">“Signal taxa recovery”</w:t>
-      </w:r>
-      <w:r>
-        <w:t xml:space="preserve"> </w:t>
-      </w:r>
-      <w:r>
-        <w:t xml:space="preserve">subsection in Results, between Table 2 discussion and Scalability analysis</w:t>
+        <w:t xml:space="preserve">Signal taxa recovery subsection (lines 383-397)</w:t>
       </w:r>
     </w:p>
     <w:p>
@@ -520,7 +508,7 @@
         <w:t xml:space="preserve"> </w:t>
       </w:r>
       <w:r>
-        <w:t xml:space="preserve">Feature correlation robustness section, Table 5 description</w:t>
+        <w:t xml:space="preserve">Feature correlation robustness section (line 426), Table 5 (line 444)</w:t>
       </w:r>
     </w:p>
     <w:p>
@@ -597,7 +585,7 @@
         <w:t xml:space="preserve"> </w:t>
       </w:r>
       <w:r>
-        <w:t xml:space="preserve">We agree. All percentage-based F-statistic comparisons have been removed. Results are now reported as F-statistics and p-values directly: MeLSI (F = 4.841, p = 0.005), Euclidean (F = 4.711, p = 0.001), Bray-Curtis (F = 4.442, p = 0.001), Jaccard (F = 1.791, p = 0.144). We note that the MeLSI F-statistic differs slightly from the reviewer’s cited value of 5.141 because Figures 1-3 were regenerated with a fixed random seed (set.seed(42)) for reproducibility; both values yield p = 0.005 and the same biological conclusion. The manuscript now includes an explicit caveat that cross-metric F-statistic comparisons are not directly comparable. The Conclusions have been revised to focus on empirical power and interpretability rather than F-statistic differences.</w:t>
+        <w:t xml:space="preserve">This framing was imprecise and we have corrected it. All percentage-based F-statistic comparisons have been removed. Results are now reported as F-statistics and p-values directly: MeLSI (F = 4.841, p = 0.005), Euclidean (F = 4.711, p = 0.001), Bray-Curtis (F = 4.442, p = 0.001), Jaccard (F = 1.791, p = 0.144). We note that the MeLSI F-statistic differs slightly from the reviewer’s cited value of 5.141 because Figures 1-3 were regenerated with a fixed random seed (set.seed(42)) for reproducibility; both values yield p = 0.005 and the same biological conclusion. The manuscript now includes an explicit caveat that cross-metric F-statistic comparisons are not directly comparable. The Conclusions have been revised to focus on empirical power and interpretability rather than F-statistic differences.</w:t>
       </w:r>
     </w:p>
     <w:p>
@@ -615,7 +603,7 @@
         <w:t xml:space="preserve"> </w:t>
       </w:r>
       <w:r>
-        <w:t xml:space="preserve">Atlas1006 results section, DietSwap results section, Computational performance section, Conclusions</w:t>
+        <w:t xml:space="preserve">Atlas1006 dataset (lines 487-510), DietSwap dataset (lines 510-521), Conclusions: Summary (lines 562-563)</w:t>
       </w:r>
     </w:p>
     <w:p>
@@ -696,7 +684,7 @@
         <w:t xml:space="preserve"> </w:t>
       </w:r>
       <w:r>
-        <w:t xml:space="preserve">Table 2 (restructured with all methods’ power), Table 2 discussion text, Table S2 (corrected)</w:t>
+        <w:t xml:space="preserve">Table 2 (line 358), Table 2 discussion (lines 364-382), Table S2 (Supplementary Tables)</w:t>
       </w:r>
     </w:p>
     <w:p>
@@ -1080,7 +1068,7 @@
         <w:t xml:space="preserve"> </w:t>
       </w:r>
       <w:r>
-        <w:t xml:space="preserve">Methods: Conservative pre-filtering section (terminology clarification added), Problem Formulation (wording updated), Figure 1-3 captions (updated axis labels), Feature importance subsections (terminology updated)</w:t>
+        <w:t xml:space="preserve">Methods: Conservative pre-filtering (lines 149-150), Problem formulation (lines 141-143), Figure legends (lines 757, 765, 771), Results: Learned metric weights subsections (lines 495, 518, 541)</w:t>
       </w:r>
     </w:p>
     <w:p>
@@ -1167,7 +1155,7 @@
         <w:t xml:space="preserve"> </w:t>
       </w:r>
       <w:r>
-        <w:t xml:space="preserve">Figure 2 (4-panel layout), Figure 3 (4-panel layout), DietSwap and SKIOME results text</w:t>
+        <w:t xml:space="preserve">DietSwap dataset (lines 510-521), SKIOME dataset (lines 522-541), Figure 2 legend (line 765), Figure 3 legend (line 771)</w:t>
       </w:r>
     </w:p>
     <w:p>
@@ -1238,7 +1226,7 @@
         <w:t xml:space="preserve"> </w:t>
       </w:r>
       <w:r>
-        <w:t xml:space="preserve">Figure 1 (redesigned 4-panel layout), Figure 1 caption</w:t>
+        <w:t xml:space="preserve">Figure 1 legend (line 757)</w:t>
       </w:r>
     </w:p>
     <w:p>
@@ -1347,7 +1335,7 @@
         <w:t xml:space="preserve"> </w:t>
       </w:r>
       <w:r>
-        <w:t xml:space="preserve">Conclusions (new paragraph on weighted distance mechanism)</w:t>
+        <w:t xml:space="preserve">Conclusions (lines 576-586)</w:t>
       </w:r>
     </w:p>
     <w:p>
@@ -1426,7 +1414,7 @@
         <w:pStyle w:val="FirstParagraph"/>
       </w:pPr>
       <w:r>
-        <w:t xml:space="preserve">We believe these revisions substantially strengthen the manuscript through: corrected and transparent simulation reporting (Table 2 showing all methods, Table S2 with verified data), removal of cross-metric F-statistic comparisons that are not statistically rigorous, expanded discussion of signal taxa recovery and the weighted distance mechanism, detailed correlation simulation methodology, and redesigned multi-panel figures enabling direct visual comparison across methods. The total validation includes over 1,775 simulations across Type I error, power, scalability, parameter sensitivity, feature correlation, and pre-filtering analyses, plus three real-world datasets spanning two body sites (gut and skin). We also note that since the previous submission, the MeLSI R package has been accepted into Bioconductor, providing an independent validation of the software’s quality, documentation, and reproducibility standards. We remain available for any further discussion the editor or reviewers may find helpful.</w:t>
+        <w:t xml:space="preserve">We thank the editor and reviewers for their continued engagement with this work. We note that since the previous submission, MeLSI has been accepted into Bioconductor, providing independent validation of the software’s quality and reproducibility standards.</w:t>
       </w:r>
     </w:p>
     <w:bookmarkEnd w:id="25"/>
